--- a/example_articles/states/West Virginia/1.states_West Virginia_New_York_Times.docx
+++ b/example_articles/states/West Virginia/1.states_West Virginia_New_York_Times.docx
@@ -27,17 +27,17 @@
     </w:p>
     <w:p>
       <w:r>
-        <w:t>Source File: NYT/43.DOCX</w:t>
+        <w:t>Source file: NYT/43.DOCX</w:t>
       </w:r>
     </w:p>
     <w:p>
       <w:r>
-        <w:t>Raw locations result: ['West Virginia']</w:t>
+        <w:t>Raw locations result, 'locations': ['West Virginia']</w:t>
       </w:r>
     </w:p>
     <w:p>
       <w:r>
-        <w:t>states_stand_flat (Standardized): West Virginia</w:t>
+        <w:t>Standardized locations result, 'states_stand_flat': West Virginia</w:t>
       </w:r>
     </w:p>
     <w:p>

--- a/example_articles/states/West Virginia/1.states_West Virginia_New_York_Times.docx
+++ b/example_articles/states/West Virginia/1.states_West Virginia_New_York_Times.docx
@@ -7,7 +7,9 @@
         <w:pStyle w:val="Heading1"/>
       </w:pPr>
       <w:r>
-        <w:t>G.O.P. Hopes Climate Fight Echoes Health Care Outcome</w:t>
+        <w:t>In America;</w:t>
+        <w:br/>
+        <w:t>Topsy-Turvy Tax Cut</w:t>
       </w:r>
     </w:p>
     <w:p>
@@ -17,17 +19,17 @@
     </w:p>
     <w:p>
       <w:r>
-        <w:t>Date: 1997-12-13</w:t>
+        <w:t>Date: 1997-06-30</w:t>
       </w:r>
     </w:p>
     <w:p>
       <w:r>
-        <w:t>Section: Section A; ; Section A; Page 1; Column 1; Foreign Desk ; Column 1;</w:t>
+        <w:t>Section: Section A; ; Section A; Page 11; Column 6; Editorial Desk ; Column 6; ; Op-Ed</w:t>
       </w:r>
     </w:p>
     <w:p>
       <w:r>
-        <w:t>Source file: NYT/43.DOCX</w:t>
+        <w:t>Source file: NYT/38.DOCX</w:t>
       </w:r>
     </w:p>
     <w:p>
@@ -49,47 +51,41 @@
     </w:p>
     <w:p>
       <w:r>
-        <w:t>As the debate begins over the agreement to reduce global gas emissions, many Republicans sense that they have a political opportunity reminiscent of the health care fight of 1994.</w:t>
+        <w:t>Marie McCumbers and her husband, Rickey, have played by the so-called rules for years. They live in Frametown, a little hole-in-the-wall between Clarksburg and Charleston in West Virginia. Mrs. McCumbers is a secretary-receptionist for an organization that supplies food to soup kitchens. Rickey McCumbers is a greenhouse worker. Their combined income this year will be a shade over $20,000.</w:t>
         <w:br/>
-        <w:t>The country then supported the basic idea of health insurance for all, just as it now supports strong environmental action. But Republicans skewered the health plan on the details, and in the process painted President Clinton as a big-government liberal. Some now think they can repeat their success and this time tar Vice President Al Gore.</w:t>
+        <w:t>The McCumberses have two children: Beckie, 10, and John, 13. Not surprisingly, money is always in short supply. Every expenditure is harshly scrutinized.</w:t>
         <w:br/>
-        <w:t>Even if the Senate never ends up voting on the pact, Republicans are already testing arguments. Steve Forbes, a Republican Presidential contender, immediately called the accord "an unprecedented government seizure of American freedom and sovereignty." He added that "the Clinton health care plan pales in comparison."</w:t>
+        <w:t>"Vacation?" said Mrs. McCumbers. "Oh, we go to my mom's for vacation. She lives in Akron. That's about a four-hour drive."</w:t>
         <w:br/>
-        <w:t>Jim Nicholson, the chairman of the Republican National Committee, said the pact will "radically change the American life style." And Audrey Mullen, the executive director of the conservative group Americans for Tax Reform, said, "Al Gore would prefer to stick working-class America with a big tax increase and stick America with lost jobs or seek the approval of his liberal environmentalist tree-hugging friends."</w:t>
+        <w:t>The trip is made in the family's 1987 Blazer, which the McCumberses bought secondhand. "I'm still paying on it," Mrs. McCumbers said.</w:t>
         <w:br/>
-        <w:t>At the same time voices of caution in the party recognize that the Republicans have often fallen on the wrong side in the environmental debate and need to be very careful how they approach an issue on which Democrats have traditionally had a great public advantage. And some party members remember how ineffective President George Bush was when he went after Mr. Gore in 1992 on his environmental views, calling him "Ozone Man."</w:t>
+        <w:t>Luxuries? Entertainment?</w:t>
         <w:br/>
-        <w:t>"The Republican Party, as far as public perception is concerned, has not been a strong position to go toe to toe on the environment," said Tony Blankley, a former spokesman for Newt Gingrich, the Speaker of the House. He said that while he believed that the accord and the Vice President were vulnerable, it would require an extended, concerted effort to sway public opinion.</w:t>
+        <w:t>"We don't have any frills whatsoever. We don't go out to eat. We don't go to the movies. We don't take our kids bowling."</w:t>
         <w:br/>
-        <w:t>The Republican opportunity is enhanced by division among the Democrats about the accord. It is supported by one core Democratic constituency -- environmentalists -- but has drawn significant opposition from the labor movement. This may be an issue where many Congressional Democrats stand back and let the Administration and the Republicans fight.</w:t>
+        <w:t>"It's boring," said John McCumbers.</w:t>
         <w:br/>
-        <w:t>Representative Richard A. Gephardt, the House minority leader, who is considered a likely challenger to Mr. Gore in 2000, has been conspicuously silent about the agreement. His aides said he wanted to consult with members of his caucus. The Democratic delegation he sent to observe the Kyoto negotiations on global warming was split in its views.</w:t>
+        <w:t>His mother laughed. "Our entertainment is to go to Sutton Dam. That's a state park. Doesn't cost anything."</w:t>
         <w:br/>
-        <w:t>The Administration does not expect to move forward to seek Senate approval until 1999 at the earliest. That means that there is plenty of time for an array of interest groups to wage a campaign of lobbying, grass-roots organizing and television ads, much as they did during the health care debate.</w:t>
+        <w:t>The family lives in a three-bedroom, one-story home. Meeting the mortgage is a struggle. There is no financial cushion. Any unanticipated expense is a crisis.</w:t>
         <w:br/>
-        <w:t>The question for the next year will be who will frame the debate for the American people.</w:t>
+        <w:t>Each year at tax time, the refund is used for something important. "It goes toward my property taxes and homeowner's insurance," Mrs. McCumbers said. "Or the kids' dental work or doctor visits. We can't afford medical insurance for the kids.</w:t>
         <w:br/>
-        <w:t>"What's important now is that this is a battle for definition as much as anything else," said Geoffrey Garin, a Democratic pollster. "The issue of the treaty is completely undefined in the public mind and is in fact probably a new chapter in environmental politics."</w:t>
+        <w:t>"I have to make sure they deduct enough from each paycheck, otherwise we'd have to pay at the end of the year. I make sure they have me down as single with no dependents."</w:t>
         <w:br/>
-        <w:t>Pollsters from both parties agree that the public right now is disposed to favor environmental measures.</w:t>
+        <w:t>When politicians talk about tax cuts to help working families with children, you would think they had families like the McCumberses in mind. You would certainly think they were talking about children like Beckie and John McCumbers if they came up with a plan to provide tax credits worth $500 per child.</w:t>
         <w:br/>
-        <w:t>A New York Times Poll last month found that 65 percent of those polled said the United States should take steps to cut its emissions of greenhouse gases "regardless of what other countries do." And a survey by the Pew Research Center last month found that a majority of Americans would even pay more for gasoline to reduce global warming.</w:t>
+        <w:t>But if you thought that, you would be wrong. The McCumberses are among several million working and tax-paying families that will get nothing from the ballyhooed child tax credit passed by the House and Senate last week. They are ineligible for the child credit because their incomes are not high enough.</w:t>
         <w:br/>
-        <w:t>But most Americans also favored the idea of universal health care before its opponents swung into action in 1994, ridiculing the complexity of the President's bill and running the "Harry and Louise" television ads featuring a couple voicing doubts about the plan's details.</w:t>
+        <w:t>To exclude the McCumberses and millions of other working-class families from a child tax credit plan while giving the credit to well-to-do families, some with annual incomes higher than $100,000, is absurd. The legislation passed last week would deny the tax credit to families that account for more than 25 million children. That's 40 percent of all the children in the United States.</w:t>
         <w:br/>
-        <w:t>White House officials say they learned lessons from that defeat that they are applying to global warming.</w:t>
+        <w:t>The proponents of this unfairness argue that families like the McCumberses benefit from the earned income tax credit and already pay very low Federal income taxes, which is true. But the families also pay payroll taxes and have a substantial net tax liability at the end of the year. The Center on Budget and Policy Priorities noted that families with incomes below $30,000 will owe $644 billion in Federal taxes in the period 1996-2000. Ninety percent of that liability will come from payroll taxes, not the Federal income tax. If anyone needs tax relief, those families do.</w:t>
         <w:br/>
-        <w:t>In his White House appearance on Thursday, Mr. Gore moved immediately to take off the table two potent lines of attack by the Republicans: He said the Administration would not submit the accord to the Senate until developing nations agreed to take part in the global effort. And he said the Administration would use tax incentives, not tax increases, to encourage reductions in emissions of "greenhouse gases" that are blamed for global warming.</w:t>
+        <w:t>Three years ago Newt Gingrich's Contract With America promised to apply the child tax credit against any net tax liability. Under the contract, even the employer's share of payroll taxes was considered part of a family's tax liability. But the Republicans have broken that promise. Now families like the McCumberses are completely frozen out, not even eligible for a partial credit.</w:t>
         <w:br/>
-        <w:t>"We were really clear about the words 'no taxes' on day one," a senior White House official said. "It was totally off the table in the first day, really quickly, no fuzziness."</w:t>
+        <w:t>In previous Republican-sponsored proposals, the child credit was to be applied before the earned income tax credit was taken into account. That protected a few million more families than the current legislation. But there is only so much money available for tax cuts and the Republicans tightened the requirements over the past few weeks.</w:t>
         <w:br/>
-        <w:t>At the same time, White House officials said, Mr. Clinton and Mr. Gore now have a powerful record on the economy, which they lacked in 1994. Their record on job creation, they argue, will help inoculate the White House against charges that the emissions-reduction effort will hurt the economy.</w:t>
-        <w:br/>
-        <w:t>Finally, because the Senate will not actually receive the climate agreement until next year, there will not be actual legislation that can be picked apart. "Without the legislation, the debate's about protecting the environment," a Clinton aide said hopefully.</w:t>
-        <w:br/>
-        <w:t>But Republicans are already working to reframe the issue as one of economic security and national sovereignty. This is a theme officials say can unite the Republicans' business base and economic populist faction -- and also tap into sentiment against global trade that surfaced when Mr. Clinton was defeated last month in his attempt to win expanded trade authority from Congress.</w:t>
-        <w:br/>
-        <w:t>As was the case in the health care debate, the Republicans are also expecting outside help. Using the same media team of Goddard-Claussen that produced the Harry and Louise ads, the Global Climate Coalition, an association of industry groups and some unions, has already run $13 million in television advertisements against the agreement.</w:t>
+        <w:t>The squeezing out of low- and moderate-income families from participation in the tax cuts was necessary to protect the big cuts in capital gains and other taxes that will primarily benefit upper-income Americans. That is how the Government works now, all benefits skewed to the top. The triumph of the well-to-do continues.</w:t>
       </w:r>
     </w:p>
     <w:sectPr>

--- a/example_articles/states/West Virginia/1.states_West Virginia_New_York_Times.docx
+++ b/example_articles/states/West Virginia/1.states_West Virginia_New_York_Times.docx
@@ -7,9 +7,7 @@
         <w:pStyle w:val="Heading1"/>
       </w:pPr>
       <w:r>
-        <w:t>In America;</w:t>
-        <w:br/>
-        <w:t>Topsy-Turvy Tax Cut</w:t>
+        <w:t>He Talks Like Trump, but It Wasn't Enough to Win Over West Virginians</w:t>
       </w:r>
     </w:p>
     <w:p>
@@ -19,17 +17,17 @@
     </w:p>
     <w:p>
       <w:r>
-        <w:t>Date: 1997-06-30</w:t>
+        <w:t>Date: 2018-11-09</w:t>
       </w:r>
     </w:p>
     <w:p>
       <w:r>
-        <w:t>Section: Section A; ; Section A; Page 11; Column 6; Editorial Desk ; Column 6; ; Op-Ed</w:t>
+        <w:t>Section: Section A; Column 0; National Desk; Pg. 12</w:t>
       </w:r>
     </w:p>
     <w:p>
       <w:r>
-        <w:t>Source file: NYT/38.DOCX</w:t>
+        <w:t>Source file: NYT/21.DOCX</w:t>
       </w:r>
     </w:p>
     <w:p>
@@ -51,41 +49,70 @@
     </w:p>
     <w:p>
       <w:r>
-        <w:t>Marie McCumbers and her husband, Rickey, have played by the so-called rules for years. They live in Frametown, a little hole-in-the-wall between Clarksburg and Charleston in West Virginia. Mrs. McCumbers is a secretary-receptionist for an organization that supplies food to soup kitchens. Rickey McCumbers is a greenhouse worker. Their combined income this year will be a shade over $20,000.</w:t>
+        <w:t>LOGAN, W.Va. -- Richard Ojeda presented himself as a new face of the Democratic Party: a tough guy in combat boots whose economic populism was the key to flipping coal country and maybe -- just maybe -- a model for winning in rural America in the age of Donald J. Trump.</w:t>
         <w:br/>
-        <w:t>The McCumberses have two children: Beckie, 10, and John, 13. Not surprisingly, money is always in short supply. Every expenditure is harshly scrutinized.</w:t>
+        <w:t xml:space="preserve">For a moment, Mr. Ojeda seemed poised to pull it off. He channeled West Virginia's union roots when he championed a statewide teachers' strike earlier this year. He had a plain-speaking, almost Trump-like style that attracted attention and money, drawing more than $2 million in donations from around the country. </w:t>
         <w:br/>
-        <w:t>"Vacation?" said Mrs. McCumbers. "Oh, we go to my mom's for vacation. She lives in Akron. That's about a four-hour drive."</w:t>
+        <w:t xml:space="preserve">  But on Tuesday he lost badly, taking just two out of the 18 counties that make up the Third Congressional District, a swath in the southern coal fields that is home to Mr. Ojeda and many of the teachers he supported. He even lost his home county, Logan, by 24 points.</w:t>
         <w:br/>
-        <w:t>The trip is made in the family's 1987 Blazer, which the McCumberses bought secondhand. "I'm still paying on it," Mrs. McCumbers said.</w:t>
+        <w:t xml:space="preserve">  ''I was absolutely slapped in the face when I saw the totals,'' said Heather Ritter, a school librarian and supporter of Mr. Ojeda, the day after the election.</w:t>
         <w:br/>
-        <w:t>Luxuries? Entertainment?</w:t>
+        <w:t xml:space="preserve">  She added, ''I don't think people understand what's just happened and the gravity of this.''</w:t>
         <w:br/>
-        <w:t>"We don't have any frills whatsoever. We don't go out to eat. We don't go to the movies. We don't take our kids bowling."</w:t>
+        <w:t xml:space="preserve">  While the Democrats succeeded in winning back the House -- and Senator Joe Manchin III of West Virginia managed to hang onto his seat -- the magnitude of Mr. Ojeda's loss served as a stinging reminder to Democrats of the enduring power of Mr. Trump in rural parts of the country, particularly in Appalachia.</w:t>
         <w:br/>
-        <w:t>"It's boring," said John McCumbers.</w:t>
+        <w:t xml:space="preserve">  Mr. Ojeda's supporters expected him to become a major force on the national stage, an important corrective to past mistakes when Democrats did not listen to working-class voters. Instead, he was dragged down by the undertow of nationalized politics -- with Mr. Trump making many visits to West Virginia and supporting Mr. Ojeda's opponent, Carol Miller, whose main appeal to voters appeared to be her connection to the president.</w:t>
         <w:br/>
-        <w:t>His mother laughed. "Our entertainment is to go to Sutton Dam. That's a state park. Doesn't cost anything."</w:t>
+        <w:t xml:space="preserve">  Antipathy toward Mr. Trump helped drive record turnout in some parts of the country, but many voters also came out to support the president. This was especially true in West Virginia, where more than 47 percent of the state's registered voters turned out on Tuesday -- significantly more than in recent midterm years, according to the West Virginia secretary of state. In 51 interviews in five different towns in the district where Mr. Ojeda ran, a majority of voters said they turned out to defend the president.</w:t>
         <w:br/>
-        <w:t>The family lives in a three-bedroom, one-story home. Meeting the mortgage is a struggle. There is no financial cushion. Any unanticipated expense is a crisis.</w:t>
+        <w:t xml:space="preserve">  Dennis McCloud, a retired coal miner in the tiny town of Dingess, said he was voting for the first time in a midterm election. He said he had come to show support for Mr. Trump, who he said had been besieged by the news media and Democrats.</w:t>
         <w:br/>
-        <w:t>Each year at tax time, the refund is used for something important. "It goes toward my property taxes and homeowner's insurance," Mrs. McCumbers said. "Or the kids' dental work or doctor visits. We can't afford medical insurance for the kids.</w:t>
+        <w:t xml:space="preserve">  ''If he says this cone is red, they'll say it's blue,'' said Mr. McCloud, 65, pointing to a traffic cone on the sidewalk as he stood outside an elementary school in Dingess, where he had just voted for Ms. Miller, a candidate he said he hadn't heard much about.</w:t>
         <w:br/>
-        <w:t>"I have to make sure they deduct enough from each paycheck, otherwise we'd have to pay at the end of the year. I make sure they have me down as single with no dependents."</w:t>
+        <w:t xml:space="preserve">  ''I never felt this strongly about a president before,'' said Mr. McCloud, who was about to go celebrate his birthday -- and his vote -- with a steak.</w:t>
         <w:br/>
-        <w:t>When politicians talk about tax cuts to help working families with children, you would think they had families like the McCumberses in mind. You would certainly think they were talking about children like Beckie and John McCumbers if they came up with a plan to provide tax credits worth $500 per child.</w:t>
+        <w:t xml:space="preserve">  Social media also seems to have played a role in Mr. Ojeda's loss. Supporters point to a flurry of activity on Facebook with doctored photographs aimed at discrediting him. In one, Mr. Ojeda is sitting in a chair in front of his campaign sign smiling and holding cash like a fan. In another, a Facebook page called Veterans Against Richard Ojeda featured a picture of him altered to look like he was in makeup, pink fatigues and a pink beret.</w:t>
         <w:br/>
-        <w:t>But if you thought that, you would be wrong. The McCumberses are among several million working and tax-paying families that will get nothing from the ballyhooed child tax credit passed by the House and Senate last week. They are ineligible for the child credit because their incomes are not high enough.</w:t>
+        <w:t xml:space="preserve">  Matt Stanley, a school administrator who was staring in disbelief at the election results at Mr. Ojeda's election night party, said he saw them as a grim sign for the American political system.</w:t>
         <w:br/>
-        <w:t>To exclude the McCumberses and millions of other working-class families from a child tax credit plan while giving the credit to well-to-do families, some with annual incomes higher than $100,000, is absurd. The legislation passed last week would deny the tax credit to families that account for more than 25 million children. That's 40 percent of all the children in the United States.</w:t>
+        <w:t xml:space="preserve">  ''It's just disgusting that social media rules,'' he said. ''What he says they don't believe, but what they see on the computer, they do believe. Explain that to me. I can't wrap my head around it.''</w:t>
         <w:br/>
-        <w:t>The proponents of this unfairness argue that families like the McCumberses benefit from the earned income tax credit and already pay very low Federal income taxes, which is true. But the families also pay payroll taxes and have a substantial net tax liability at the end of the year. The Center on Budget and Policy Priorities noted that families with incomes below $30,000 will owe $644 billion in Federal taxes in the period 1996-2000. Ninety percent of that liability will come from payroll taxes, not the Federal income tax. If anyone needs tax relief, those families do.</w:t>
+        <w:t xml:space="preserve">  Of Ms. Miller, he said: ''She didn't show up to anything. She didn't have to.''</w:t>
         <w:br/>
-        <w:t>Three years ago Newt Gingrich's Contract With America promised to apply the child tax credit against any net tax liability. Under the contract, even the employer's share of payroll taxes was considered part of a family's tax liability. But the Republicans have broken that promise. Now families like the McCumberses are completely frozen out, not even eligible for a partial credit.</w:t>
+        <w:t xml:space="preserve">  Ms. Miller, a state delegate, was relatively unknown among voters and mostly avoided interviews and open public appearances during the campaign. Even the men sitting in lawn chairs behind a large sign that urged voters in Dingess to choose Ms. Miller were thin on details about their candidate.</w:t>
         <w:br/>
-        <w:t>In previous Republican-sponsored proposals, the child credit was to be applied before the earned income tax credit was taken into account. That protected a few million more families than the current legislation. But there is only so much money available for tax cuts and the Republicans tightened the requirements over the past few weeks.</w:t>
+        <w:t xml:space="preserve">  ''Don't know that much about her to be honest with you,'' said Hayden Hannah, 70, a retired timber worker, ''but she stands for Trump and that's enough for me.''</w:t>
         <w:br/>
-        <w:t>The squeezing out of low- and moderate-income families from participation in the tax cuts was necessary to protect the big cuts in capital gains and other taxes that will primarily benefit upper-income Americans. That is how the Government works now, all benefits skewed to the top. The triumph of the well-to-do continues.</w:t>
+        <w:t xml:space="preserve">  One of Ms. Miller's campaign ads says she's a bison farmer who has supported legislation to make the Bible the official book of West Virginia. Her financial disclosure forms show her household controls a businesses that include real estate, car dealerships, and other investment assets worth $11 million.</w:t>
+        <w:br/>
+        <w:t xml:space="preserve">  Ms. Miller did not respond to requests for comment on Thursday.</w:t>
+        <w:br/>
+        <w:t xml:space="preserve">  Some voters said Mr. Ojeda had himself to blame for the poor showing. Carl Blevins, a retired coal miner in Chapmanville who said he did not like Mr. Trump and his style, said he also did not support Mr. Ojeda for some of the same reasons.</w:t>
+        <w:br/>
+        <w:t xml:space="preserve">  ''He was his own worst enemy,'' Mr. Blevins said, sitting with a group of friends on Wednesday at Tudor's Biscuit World. ''There's an arrogance, like he knows more than the rest of us.''</w:t>
+        <w:br/>
+        <w:t xml:space="preserve">  Mr. Trump made a number of trips to West Virginia to stump for Republicans, most recently last Friday. He has singled out Mr. Ojeda personally, calling him ''stone-cold crazy'' and ''a total wacko.''</w:t>
+        <w:br/>
+        <w:t xml:space="preserve">  Mary Frances, a 78-year-old from Dingess, said she had come to vote for the sole purpose of supporting the president. She said she supported Ms. Miller, even though she did not know much about her.</w:t>
+        <w:br/>
+        <w:t xml:space="preserve">  ''There are too many crooked politicians -- one is about as good as the next one,'' she said. But Mr. Trump was different, she said, and he was protecting the country, including from the caravan of migrants, a large traveling group that moved from Central America into Mexico last month. ''If all those people come in here it will decimate this country,'' Ms. Frances said.</w:t>
+        <w:br/>
+        <w:t xml:space="preserve">  On Tuesday night, Mr. Ojeda pledged to keep fighting, but also pondered whether it was even possible for a Democrat to win in West Virginia's Third Congressional District, which Mr. Trump won by nearly 50 points in 2016.</w:t>
+        <w:br/>
+        <w:t xml:space="preserve">  ''Look, I really don't know what to say,'' he said. ''I'm not happy with the outcome, but I'm telling you right now, any place else in the United States of America we would have won. Anyplace else. We just happened to run in the reddest -- and I hate to say this -- an area where people just completely will fall for what we just had.''</w:t>
+        <w:br/>
+        <w:t xml:space="preserve">  He added: ''We had a president who came down here and said 'Hey, I want you all to vote for her.' They didn't look and say, 'Why should we vote for her?'''</w:t>
+        <w:br/>
+        <w:br/>
+        <w:t>https://www.nytimes.com/2018/11/08/us/west-virginia-midterm-election-richard-ojeda.html</w:t>
+        <w:br/>
+        <w:br/>
+        <w:t>Graphic</w:t>
+        <w:br/>
+        <w:br/>
+        <w:t xml:space="preserve"> </w:t>
+        <w:br/>
+        <w:t>PHOTO: Richard Ojeda, a Democrat running for a House seat, lost to a rival endorsed by the president. (PHOTOGRAPH BY DYLAN VIDOVICH/THE LOGAN BANNER, VIA ASSOCIATED PRESS)</w:t>
       </w:r>
     </w:p>
     <w:sectPr>
